--- a/data/employees/EMP068/AST-EMP068-03.docx
+++ b/data/employees/EMP068/AST-EMP068-03.docx
@@ -7,10 +7,7 @@
         <w:pStyle w:val="Heading1"/>
       </w:pPr>
       <w:r>
-        <w:rPr>
-          <w:sz w:val="36"/>
-        </w:rPr>
-        <w:t>Design specification - EMP068</w:t>
+        <w:t>Ast Emp068 03 - EMP068</w:t>
       </w:r>
     </w:p>
     <w:p>
@@ -18,130 +15,32 @@
         <w:pStyle w:val="Heading2"/>
       </w:pPr>
       <w:r>
-        <w:t>Document Metadata</w:t>
-      </w:r>
-    </w:p>
-    <w:tbl>
-      <w:tblPr>
-        <w:tblStyle w:val="TableGrid"/>
-        <w:tblW w:type="auto" w:w="0"/>
-        <w:tblLook w:firstColumn="1" w:firstRow="1" w:lastColumn="0" w:lastRow="0" w:noHBand="0" w:noVBand="1" w:val="04A0"/>
-      </w:tblPr>
-      <w:tblGrid>
-        <w:gridCol w:w="4320"/>
-        <w:gridCol w:w="4320"/>
-      </w:tblGrid>
-      <w:tr>
-        <w:tc>
-          <w:tcPr>
-            <w:tcW w:type="dxa" w:w="4320"/>
-          </w:tcPr>
-          <w:p>
-            <w:r>
-              <w:t>Author</w:t>
-            </w:r>
-          </w:p>
-        </w:tc>
-        <w:tc>
-          <w:tcPr>
-            <w:tcW w:type="dxa" w:w="4320"/>
-          </w:tcPr>
-          <w:p>
-            <w:r>
-              <w:t>Jamie Brown</w:t>
-            </w:r>
-          </w:p>
-        </w:tc>
-      </w:tr>
-      <w:tr>
-        <w:tc>
-          <w:tcPr>
-            <w:tcW w:type="dxa" w:w="4320"/>
-          </w:tcPr>
-          <w:p>
-            <w:r>
-              <w:t>Role / Department</w:t>
-            </w:r>
-          </w:p>
-        </w:tc>
-        <w:tc>
-          <w:tcPr>
-            <w:tcW w:type="dxa" w:w="4320"/>
-          </w:tcPr>
-          <w:p>
-            <w:r>
-              <w:t>Analyst | Finance</w:t>
-            </w:r>
-          </w:p>
-        </w:tc>
-      </w:tr>
-      <w:tr>
-        <w:tc>
-          <w:tcPr>
-            <w:tcW w:type="dxa" w:w="4320"/>
-          </w:tcPr>
-          <w:p>
-            <w:r>
-              <w:t>Location</w:t>
-            </w:r>
-          </w:p>
-        </w:tc>
-        <w:tc>
-          <w:tcPr>
-            <w:tcW w:type="dxa" w:w="4320"/>
-          </w:tcPr>
-          <w:p>
-            <w:r>
-              <w:t>Austin</w:t>
-            </w:r>
-          </w:p>
-        </w:tc>
-      </w:tr>
-      <w:tr>
-        <w:tc>
-          <w:tcPr>
-            <w:tcW w:type="dxa" w:w="4320"/>
-          </w:tcPr>
-          <w:p>
-            <w:r>
-              <w:t>Last Modified</w:t>
-            </w:r>
-          </w:p>
-        </w:tc>
-        <w:tc>
-          <w:tcPr>
-            <w:tcW w:type="dxa" w:w="4320"/>
-          </w:tcPr>
-          <w:p>
-            <w:r>
-              <w:t>2025-03-13</w:t>
-            </w:r>
-          </w:p>
-        </w:tc>
-      </w:tr>
-    </w:tbl>
-    <w:p/>
-    <w:p>
-      <w:pPr>
-        <w:pStyle w:val="Heading2"/>
-      </w:pPr>
-      <w:r>
-        <w:t>Specification</w:t>
+        <w:t>Page 1</w:t>
       </w:r>
     </w:p>
     <w:p>
       <w:r>
-        <w:t>Design Specification: Automated P&amp;L Reporting Module</w:t>
+        <w:t>Section 1: Data quality remediation. EMP068 contributes to ast emp068 03 through recurring collaboration, clear ownership boundaries, and measurable outcomes. The team captures decisions, open issues, and handoffs so that knowledge remains discoverable for future programs.</w:t>
       </w:r>
     </w:p>
     <w:p>
       <w:r>
-        <w:t>Version: 3.0</w:t>
+        <w:t>Section 2: Customer escalation analysis. EMP068 contributes to ast emp068 03 through recurring collaboration, clear ownership boundaries, and measurable outcomes. The team captures decisions, open issues, and handoffs so that knowledge remains discoverable for future programs.</w:t>
       </w:r>
     </w:p>
     <w:p>
       <w:r>
-        <w:t>This specification details the design of the automated profit and loss reporting pipeline. Source data is extracted from the ERP system nightly. Transformations are applied in the Fabric dataflow and results published to the Power BI semantic model by 06:00 daily.</w:t>
+        <w:t>Section 3: Quarterly delivery milestones. EMP068 contributes to ast emp068 03 through recurring collaboration, clear ownership boundaries, and measurable outcomes. The team captures decisions, open issues, and handoffs so that knowledge remains discoverable for future programs.</w:t>
+      </w:r>
+    </w:p>
+    <w:p>
+      <w:r>
+        <w:t>Section 4: Automation backlog refinement. EMP068 contributes to ast emp068 03 through recurring collaboration, clear ownership boundaries, and measurable outcomes. The team captures decisions, open issues, and handoffs so that knowledge remains discoverable for future programs.</w:t>
+      </w:r>
+    </w:p>
+    <w:p>
+      <w:r>
+        <w:br w:type="page"/>
       </w:r>
     </w:p>
     <w:p>
@@ -149,12 +48,60 @@
         <w:pStyle w:val="Heading2"/>
       </w:pPr>
       <w:r>
-        <w:t>Author Competencies</w:t>
+        <w:t>Page 2</w:t>
       </w:r>
     </w:p>
     <w:p>
       <w:r>
-        <w:t>Ontology, Kusto, Fabric, Synapse</w:t>
+        <w:t>Section 1: Operational risk review. EMP068 contributes to ast emp068 03 through recurring collaboration, clear ownership boundaries, and measurable outcomes. The team captures decisions, open issues, and handoffs so that knowledge remains discoverable for future programs.</w:t>
+      </w:r>
+    </w:p>
+    <w:p>
+      <w:r>
+        <w:t>Section 2: Knowledge transfer and onboarding. EMP068 contributes to ast emp068 03 through recurring collaboration, clear ownership boundaries, and measurable outcomes. The team captures decisions, open issues, and handoffs so that knowledge remains discoverable for future programs.</w:t>
+      </w:r>
+    </w:p>
+    <w:p>
+      <w:r>
+        <w:t>Section 3: Automation backlog refinement. EMP068 contributes to ast emp068 03 through recurring collaboration, clear ownership boundaries, and measurable outcomes. The team captures decisions, open issues, and handoffs so that knowledge remains discoverable for future programs.</w:t>
+      </w:r>
+    </w:p>
+    <w:p>
+      <w:r>
+        <w:t>Section 4: Customer escalation analysis. EMP068 contributes to ast emp068 03 through recurring collaboration, clear ownership boundaries, and measurable outcomes. The team captures decisions, open issues, and handoffs so that knowledge remains discoverable for future programs.</w:t>
+      </w:r>
+    </w:p>
+    <w:p>
+      <w:r>
+        <w:br w:type="page"/>
+      </w:r>
+    </w:p>
+    <w:p>
+      <w:pPr>
+        <w:pStyle w:val="Heading2"/>
+      </w:pPr>
+      <w:r>
+        <w:t>Page 3</w:t>
+      </w:r>
+    </w:p>
+    <w:p>
+      <w:r>
+        <w:t>Section 1: Automation backlog refinement. EMP068 contributes to ast emp068 03 through recurring collaboration, clear ownership boundaries, and measurable outcomes. The team captures decisions, open issues, and handoffs so that knowledge remains discoverable for future programs.</w:t>
+      </w:r>
+    </w:p>
+    <w:p>
+      <w:r>
+        <w:t>Section 2: Customer escalation analysis. EMP068 contributes to ast emp068 03 through recurring collaboration, clear ownership boundaries, and measurable outcomes. The team captures decisions, open issues, and handoffs so that knowledge remains discoverable for future programs.</w:t>
+      </w:r>
+    </w:p>
+    <w:p>
+      <w:r>
+        <w:t>Section 3: Customer escalation analysis. EMP068 contributes to ast emp068 03 through recurring collaboration, clear ownership boundaries, and measurable outcomes. The team captures decisions, open issues, and handoffs so that knowledge remains discoverable for future programs.</w:t>
+      </w:r>
+    </w:p>
+    <w:p>
+      <w:r>
+        <w:t>Section 4: Data quality remediation. EMP068 contributes to ast emp068 03 through recurring collaboration, clear ownership boundaries, and measurable outcomes. The team captures decisions, open issues, and handoffs so that knowledge remains discoverable for future programs.</w:t>
       </w:r>
     </w:p>
     <w:sectPr>
